--- a/docs/Lessons/Lesson 12 - Hearing It Happen/Lesson_12_GDD.docx
+++ b/docs/Lessons/Lesson 12 - Hearing It Happen/Lesson_12_GDD.docx
@@ -2228,7 +2228,7 @@
                 <w:sz w:val="18"/>
                 <w:szCs w:val="18"/>
               </w:rPr>
-              <w:t xml:space="preserve">Level 1: four sounds play at the correct moment at least once each - a shot, an explosion/hit, a wave-clear cue, and a game-over cue.</w:t>
+              <w:t xml:space="preserve">Level 1: every expected sound plays at the correct moment at least once each - a shot, an explosion/hit, a wave-clear cue, a life-lost cue, and a game-over cue.</w:t>
             </w:r>
           </w:p>
         </w:tc>
@@ -2351,7 +2351,7 @@
                 <w:sz w:val="18"/>
                 <w:szCs w:val="18"/>
               </w:rPr>
-              <w:t xml:space="preserve">Level 2: all four sounds fire reliably every time with no missing or duplicate playback, and none interfere with each other (e.g. wave-clear and win never play together).</w:t>
+              <w:t xml:space="preserve">Level 2: every sound fires reliably every time with no missing or duplicate playback, and none interfere with each other (e.g. wave-clear and win never play together).</w:t>
             </w:r>
           </w:p>
         </w:tc>
@@ -3439,7 +3439,7 @@
           <w:iCs/>
           <w:color w:val="555555"/>
         </w:rPr>
-        <w:t xml:space="preserve">This is the first lesson where audio actually changes. sfx_shoot.wav and sfx_hit.wav (both provided since early lessons) become required this week, alongside two brand-new cues: sfx_wave.wav (wave clear) and sfx_lose.wav (game over). If you built Lesson 6's optional sfx_win.wav, it now has a permanent, required home too.</w:t>
+        <w:t xml:space="preserve">This is the first lesson where audio actually changes. sfx_shoot.wav, sfx_hit.wav, sfx_lifelost.wav, and sfx_gameover.wav (all provided since earlier lessons) become required this week, alongside one brand-new cue: sfx_wave.wav (wave clear). If you built Lesson 6's optional sfx_win.wav, it now has a permanent, required home too.</w:t>
       </w:r>
     </w:p>
     <w:p>
